--- a/assets/cases/Crestline_Biotherapeutics_Clinical_Trial_Case.docx
+++ b/assets/cases/Crestline_Biotherapeutics_Clinical_Trial_Case.docx
@@ -107,20 +107,18 @@
     </w:p>
     <w:p>
       <w:r>
-        <w:t xml:space="preserve">At 7:30 on Monday morning, Dr. Elena Marquez, chief medical officer of Crestline Biotherapeutics, opened the confidential report from the independent data-monitoring committee. The company’s lead compound, CLN-47, was </w:t>
+        <w:t>At 7:30 on Monday morning, Dr. Elena Marquez, chief medical officer of Crestline Biotherapeutics, opened the confidential report from the independent data-monitoring committee. The company’s lead compound, CLN-47, was being tested</w:t>
       </w:r>
-      <w:proofErr w:type="gramStart"/>
-      <w:r>
-        <w:t>being tested</w:t>
-      </w:r>
-      <w:proofErr w:type="gramEnd"/>
       <w:r>
         <w:t xml:space="preserve"> in adults with progressive inflammatory lung disease whose symptoms remained poorly controlled under standard therapy. The trial had reached 164 randomized patients, well short of the planned 240, but the board had authorized an interim review after enrollment slowed and several adverse events were reported.</w:t>
       </w:r>
     </w:p>
     <w:p>
       <w:r>
-        <w:t>The report did not provide the simple answer Marquez had hoped for. Patients receiving the higher dose showed a greater average improvement in lung function than those receiving placebo, but the difference narrowly missed the statistical threshold written into the protocol. A subgroup identified through a blood biomarker appeared to respond strongly. The subgroup had not been designated as the primary population when the trial began, and the laboratory assay used to identify it had produced inconsistent results at two trial sites.</w:t>
+        <w:t>The report did not provide the simple answer Marquez had hoped for. Patients receiving the higher dose showed a greater average improvement in lung function than those receiving placebo, but the difference narrowly missed the statistical threshold written into the protocol. A subgroup identified through a blood biomarker appeared to respond strongly. The subgroup had not been designated as the primary population when the trial began, and the laboratory assay used to identify it had produced inconsistent res</w:t>
+      </w:r>
+      <w:r>
+        <w:t>ults at two trial sites.</w:t>
       </w:r>
     </w:p>
     <w:p>
@@ -614,7 +612,10 @@
     </w:p>
     <w:p>
       <w:r>
-        <w:t>Crestline had initially selected leading academic hospitals because their physicians understood the disease and could manage complex patients. Those centers also had competing studies, long contracting processes, and limited coordinator capacity. Seven sites had enrolled fewer than two patients. Three community pulmonary practices enrolled quickly but generated more protocol deviations. A mobile research vendor proposed home blood draws and remote symptom monitoring, but regulators had not reviewed the revised operating plan and several investigators questioned whether decentralized assessments would be comparable with hospital measurements.</w:t>
+        <w:t>Crestline had initially selected leading academic hospitals because their physicians understood the disease and could manage complex patients. Those centers also had competing studies, long contracting processes, and limited coordinator capacity. Seven sites had enrolled fewer than two patients. Three community pulmonary practices enrolled quickly but generated more protocol deviations. A mobile research vendor proposed home blood draws and remote symptom monitoring, but regulators had not reviewed the revi</w:t>
+      </w:r>
+      <w:r>
+        <w:t>sed operating plan and several investigators questioned whether decentralized assessments would be comparable with hospital measurements.</w:t>
       </w:r>
     </w:p>
     <w:p>
@@ -1018,7 +1019,10 @@
     <w:p>
       <w:r>
         <w:lastRenderedPageBreak/>
-        <w:t>The commercial team proposed opening twelve dedicated clinics in metropolitan retail locations and advertising directly to patients through social media and disease-advocacy groups. The clinical team worried that aggressive recruitment could produce large numbers of ineligible candidates, raise expectations among seriously ill patients, and create the appearance that the company was marketing a drug before approval. Patient advocates argued that travel reimbursement, evening appointments, translated materials, and home visits would do more to broaden access than advertising alone.</w:t>
+        <w:t>The commercial team proposed opening twelve dedicated clinics in metropolitan retail locations and advertising directly to patients through social media and disease-advocacy groups. The clinical team worried that aggressive recruitment could produce large numbers of ineligible candidates, raise expectations among seriously ill patients, and create the appearance that the company was marketing a drug before approval. Patient advocates argued that travel reimbursement, evening appointments, translated materia</w:t>
+      </w:r>
+      <w:r>
+        <w:t>ls, and home visits would do more to broaden access than advertising alone.</w:t>
       </w:r>
     </w:p>
     <w:p>
@@ -1036,7 +1040,10 @@
     </w:p>
     <w:p>
       <w:r>
-        <w:t>Each interpretation suggested a different next step. Completing the original trial would preserve the protocol but require more patients and perhaps nine additional months. Expanding the biomarker-positive group could provide faster evidence of a larger effect, but would require changing the statistical analysis and validating the assay. Reducing the high dose might address safety concerns but weaken effectiveness. Crestline could also stop the study and conserve capital for a different compound whose Phase I results would arrive in four months.</w:t>
+        <w:t>Each interpretation suggested a different next step. Completing the original trial would preserve the protocol but require more patients and perhaps nine additional months. Expanding the biomarker-positive group could provide faster evidence of a larger effect, but would require changing the statistical analysis and validating the assay. Reducing the high dose might address safety concerns but weaken effectiveness. Crestline could also stop the study and conserve capital for a different compound whose Phase</w:t>
+      </w:r>
+      <w:r>
+        <w:t xml:space="preserve"> I results would arrive in four months.</w:t>
       </w:r>
     </w:p>
     <w:p>
@@ -1917,12 +1924,18 @@
     </w:p>
     <w:p>
       <w:r>
-        <w:t>Crestline had $186 million in cash and marketable securities. Existing commitments for CLN-47, the second compound, corporate operations, and debt service would consume approximately $91 million over the next eighteen months. Raising new equity was possible, but the company’s share price had fallen 37 percent after the enrollment delay was disclosed. A partnership with a larger pharmaceutical company could provide capital and trial-management expertise, but potential partners wanted to review the interim data and might demand control of future development and pricing.</w:t>
+        <w:t>Crestline had $186 million in cash and marketable securities. Existing commitments for CLN-47, the second compound, corporate operations, and debt service would consume approximately $91 million over the next eighteen months. Raising new equity was possible, but the company’s share price had fallen 37 percent after the enrollment delay was disclosed. A partnership with a larger pharmaceutical company could provide capital and trial-management expertise, but potential partners wanted to review the interim da</w:t>
+      </w:r>
+      <w:r>
+        <w:t>ta and might demand control of future development and pricing.</w:t>
       </w:r>
     </w:p>
     <w:p>
       <w:r>
-        <w:t>The chief financial officer argued that Crestline could not treat every scientific question as something that required another study. The head of research responded that terminating a program after an inconclusive interim analysis would systematically favor treatments with quick, obvious effects and abandon therapies that required better patient selection. The commercial chief believed a biomarker-defined product could command stronger physician interest. The head of clinical operations cautioned that a narrower population might be harder, not easier, to recruit.</w:t>
+        <w:t>The chief financial officer argued that Crestline could not treat every scientific question as something that required another study. The head of research responded that terminating a program after an inconclusive interim analysis would systematically favor treatments with quick, obvious effects and abandon therapies that required better patient selection. The commercial chief believed a biomarker-defined product could command stronger physician interest. The head of clinical operations cautioned that a nar</w:t>
+      </w:r>
+      <w:r>
+        <w:t>rower population might be harder, not easier, to recruit.</w:t>
       </w:r>
     </w:p>
     <w:p>
@@ -2332,7 +2345,10 @@
     </w:p>
     <w:p>
       <w:r>
-        <w:t>No option protected every objective. Expanding the study could reveal a clinically important treatment, but might consume the company’s cash before the result was known. Starting Phase III planning could preserve time and manufacturing capacity, but magnify the consequences of a mistaken interpretation. Pausing could allow the assay and regulatory strategy to mature, but sites, patients, employees, and investors might not wait. Termination would provide financial clarity while closing off the possibility that the uneven data contained a real therapeutic signal.</w:t>
+        <w:t>No option protected every objective. Expanding the study could reveal a clinically important treatment, but might consume the company’s cash before the result was known. Starting Phase III planning could preserve time and manufacturing capacity, but magnify the consequences of a mistaken interpretation. Pausing could allow the assay and regulatory strategy to mature, but sites, patients, employees, and investors might not wait. Termination would provide financial clarity while closing off the possibility th</w:t>
+      </w:r>
+      <w:r>
+        <w:t>at the uneven data contained a real therapeutic signal.</w:t>
       </w:r>
     </w:p>
     <w:p>
@@ -2340,7 +2356,135 @@
         <w:pStyle w:val="Heading1"/>
       </w:pPr>
       <w:r>
-        <w:t>Framing questions</w:t>
+        <w:t>Discussion Questions</w:t>
+      </w:r>
+    </w:p>
+    <w:p>
+      <w:pPr>
+        <w:pStyle w:val="ListParagraph"/>
+        <w:numPr>
+          <w:ilvl w:val="0"/>
+          <w:numId w:val="13"/>
+        </w:numPr>
+      </w:pPr>
+      <w:r>
+        <w:t>What is the central problem facing Marquez and Crestline Biotherapeutics?</w:t>
+      </w:r>
+    </w:p>
+    <w:p>
+      <w:pPr>
+        <w:pStyle w:val="ListParagraph"/>
+        <w:numPr>
+          <w:ilvl w:val="0"/>
+          <w:numId w:val="13"/>
+        </w:numPr>
+      </w:pPr>
+      <w:r>
+        <w:t>How should the company interpret the average trial result and the stronger response in the biomarker-positive subgroup?</w:t>
+      </w:r>
+    </w:p>
+    <w:p>
+      <w:pPr>
+        <w:pStyle w:val="ListParagraph"/>
+        <w:numPr>
+          <w:ilvl w:val="0"/>
+          <w:numId w:val="13"/>
+        </w:numPr>
+      </w:pPr>
+      <w:r>
+        <w:t>Which additional information would be most valuable before committing to another large study?</w:t>
+      </w:r>
+    </w:p>
+    <w:p>
+      <w:pPr>
+        <w:pStyle w:val="ListParagraph"/>
+        <w:numPr>
+          <w:ilvl w:val="0"/>
+          <w:numId w:val="13"/>
+        </w:numPr>
+      </w:pPr>
+      <w:r>
+        <w:t>Should Crestline complete the original Phase II protocol, redesign it, or move toward Phase III? Why?</w:t>
+      </w:r>
+    </w:p>
+    <w:p>
+      <w:pPr>
+        <w:pStyle w:val="ListParagraph"/>
+        <w:numPr>
+          <w:ilvl w:val="0"/>
+          <w:numId w:val="13"/>
+        </w:numPr>
+      </w:pPr>
+      <w:r>
+        <w:t>How should patient safety concerns be balanced against the unmet need and the possibility of benefit?</w:t>
+      </w:r>
+    </w:p>
+    <w:p>
+      <w:pPr>
+        <w:pStyle w:val="ListParagraph"/>
+        <w:numPr>
+          <w:ilvl w:val="0"/>
+          <w:numId w:val="13"/>
+        </w:numPr>
+      </w:pPr>
+      <w:r>
+        <w:t>What changes to site selection, patient recruitment, visit design, and reimbursement might improve enrollment without weakening data quality?</w:t>
+      </w:r>
+    </w:p>
+    <w:p>
+      <w:pPr>
+        <w:pStyle w:val="ListParagraph"/>
+        <w:numPr>
+          <w:ilvl w:val="0"/>
+          <w:numId w:val="13"/>
+        </w:numPr>
+      </w:pPr>
+      <w:r>
+        <w:t>Should Crestline reserve manufacturing capacity before it has resolved the clinical questions?</w:t>
+      </w:r>
+    </w:p>
+    <w:p>
+      <w:pPr>
+        <w:pStyle w:val="ListParagraph"/>
+        <w:numPr>
+          <w:ilvl w:val="0"/>
+          <w:numId w:val="13"/>
+        </w:numPr>
+      </w:pPr>
+      <w:r>
+        <w:t>How should patent life, competitor activity, physician acceptance, pricing, and manufacturing requirements affect the development decision?</w:t>
+      </w:r>
+    </w:p>
+    <w:p>
+      <w:pPr>
+        <w:pStyle w:val="ListParagraph"/>
+        <w:numPr>
+          <w:ilvl w:val="0"/>
+          <w:numId w:val="13"/>
+        </w:numPr>
+      </w:pPr>
+      <w:r>
+        <w:t>Would a partnership improve the program, or would it transfer too much future value and control?</w:t>
+      </w:r>
+    </w:p>
+    <w:p>
+      <w:pPr>
+        <w:pStyle w:val="ListParagraph"/>
+        <w:numPr>
+          <w:ilvl w:val="0"/>
+          <w:numId w:val="13"/>
+        </w:numPr>
+      </w:pPr>
+      <w:r>
+        <w:t>Under what future findings should Crestline continue, narrow, pause, or terminate CLN-47?</w:t>
+      </w:r>
+    </w:p>
+    <w:p>
+      <w:pPr>
+        <w:pStyle w:val="Heading1"/>
+      </w:pPr>
+      <w:r>
+        <w:t>Decision Framing Questions</w:t>
       </w:r>
     </w:p>
     <w:p>
@@ -2352,15 +2496,7 @@
         </w:numPr>
       </w:pPr>
       <w:r>
-        <w:t xml:space="preserve">Identify the different metrics that can be used to evaluate every aspect of the performance of the system?  Organize these into a pyramid to indicate </w:t>
-      </w:r>
-      <w:proofErr w:type="gramStart"/>
-      <w:r>
-        <w:t>the relative</w:t>
-      </w:r>
-      <w:proofErr w:type="gramEnd"/>
-      <w:r>
-        <w:t xml:space="preserve"> importance, following the style given here.</w:t>
+        <w:t>Identify the different metrics that can be used to evaluate every aspect of the performance of the system?  Organize these into a pyramid to indicate the relative importance, following the style given here.</w:t>
       </w:r>
     </w:p>
     <w:p>
@@ -2417,7 +2553,11 @@
         </w:r>
       </w:hyperlink>
       <w:r>
-        <w:t xml:space="preserve"> to fill out the performance metrics along the top (from most to least important) followed by the list of decisions (in any order).  Use your judgment to assess whether the impact of each decision on each metric is H (high impact), M (medium), L (low) or N (none).  Finally, use the resulting matrix to rank the decisions in terms of their impact on the most important metrics.</w:t>
+        <w:t xml:space="preserve"> to fill out the performance metrics along the top (from most to least important) followed by the list of decisions (in any order).  Use your judgment to assess whether the impact of each decision on each metric is H (high impact), M (medium), L (low) or N (none).  Finally, use the resulting matrix to rank the decisions in t</w:t>
+      </w:r>
+      <w:r>
+        <w:lastRenderedPageBreak/>
+        <w:t>erms of their impact on the most important metrics.</w:t>
       </w:r>
     </w:p>
     <w:p>
@@ -2524,152 +2664,7 @@
         </w:numPr>
       </w:pPr>
       <w:r>
-        <w:t xml:space="preserve">Using the same </w:t>
-      </w:r>
-      <w:proofErr w:type="gramStart"/>
-      <w:r>
-        <w:t>decision</w:t>
-      </w:r>
-      <w:proofErr w:type="gramEnd"/>
-      <w:r>
-        <w:t xml:space="preserve"> you identified in (6), identify the people, departments, groups or organizations that you would need to work with to implement the decision?</w:t>
-      </w:r>
-    </w:p>
-    <w:p>
-      <w:pPr>
-        <w:pStyle w:val="Heading1"/>
-      </w:pPr>
-      <w:r>
-        <w:t>Discussion Questions</w:t>
-      </w:r>
-    </w:p>
-    <w:p>
-      <w:pPr>
-        <w:pStyle w:val="ListParagraph"/>
-        <w:numPr>
-          <w:ilvl w:val="0"/>
-          <w:numId w:val="13"/>
-        </w:numPr>
-      </w:pPr>
-      <w:r>
-        <w:t>What is the central problem facing Marquez and Crestline Biotherapeutics?</w:t>
-      </w:r>
-    </w:p>
-    <w:p>
-      <w:pPr>
-        <w:pStyle w:val="ListParagraph"/>
-        <w:numPr>
-          <w:ilvl w:val="0"/>
-          <w:numId w:val="13"/>
-        </w:numPr>
-      </w:pPr>
-      <w:r>
-        <w:lastRenderedPageBreak/>
-        <w:t>How should the company interpret the average trial result and the stronger response in the biomarker-positive subgroup?</w:t>
-      </w:r>
-    </w:p>
-    <w:p>
-      <w:pPr>
-        <w:pStyle w:val="ListParagraph"/>
-        <w:numPr>
-          <w:ilvl w:val="0"/>
-          <w:numId w:val="13"/>
-        </w:numPr>
-      </w:pPr>
-      <w:r>
-        <w:t>Which additional information would be most valuable before committing to another large study?</w:t>
-      </w:r>
-    </w:p>
-    <w:p>
-      <w:pPr>
-        <w:pStyle w:val="ListParagraph"/>
-        <w:numPr>
-          <w:ilvl w:val="0"/>
-          <w:numId w:val="13"/>
-        </w:numPr>
-      </w:pPr>
-      <w:r>
-        <w:t>Should Crestline complete the original Phase II protocol, redesign it, or move toward Phase III? Why?</w:t>
-      </w:r>
-    </w:p>
-    <w:p>
-      <w:pPr>
-        <w:pStyle w:val="ListParagraph"/>
-        <w:numPr>
-          <w:ilvl w:val="0"/>
-          <w:numId w:val="13"/>
-        </w:numPr>
-      </w:pPr>
-      <w:r>
-        <w:t>How should patient safety concerns be balanced against the unmet need and the possibility of benefit?</w:t>
-      </w:r>
-    </w:p>
-    <w:p>
-      <w:pPr>
-        <w:pStyle w:val="ListParagraph"/>
-        <w:numPr>
-          <w:ilvl w:val="0"/>
-          <w:numId w:val="13"/>
-        </w:numPr>
-      </w:pPr>
-      <w:r>
-        <w:t>What changes to site selection, patient recruitment, visit design, and reimbursement might improve enrollment without weakening data quality?</w:t>
-      </w:r>
-    </w:p>
-    <w:p>
-      <w:pPr>
-        <w:pStyle w:val="ListParagraph"/>
-        <w:numPr>
-          <w:ilvl w:val="0"/>
-          <w:numId w:val="13"/>
-        </w:numPr>
-      </w:pPr>
-      <w:r>
-        <w:t xml:space="preserve">Should Crestline </w:t>
-      </w:r>
-      <w:proofErr w:type="gramStart"/>
-      <w:r>
-        <w:t>reserve</w:t>
-      </w:r>
-      <w:proofErr w:type="gramEnd"/>
-      <w:r>
-        <w:t xml:space="preserve"> manufacturing capacity before it has resolved the clinical questions?</w:t>
-      </w:r>
-    </w:p>
-    <w:p>
-      <w:pPr>
-        <w:pStyle w:val="ListParagraph"/>
-        <w:numPr>
-          <w:ilvl w:val="0"/>
-          <w:numId w:val="13"/>
-        </w:numPr>
-      </w:pPr>
-      <w:r>
-        <w:t>How should patent life, competitor activity, physician acceptance, pricing, and manufacturing requirements affect the development decision?</w:t>
-      </w:r>
-    </w:p>
-    <w:p>
-      <w:pPr>
-        <w:pStyle w:val="ListParagraph"/>
-        <w:numPr>
-          <w:ilvl w:val="0"/>
-          <w:numId w:val="13"/>
-        </w:numPr>
-      </w:pPr>
-      <w:r>
-        <w:t>Would a partnership improve the program, or would it transfer too much future value and control?</w:t>
-      </w:r>
-    </w:p>
-    <w:p>
-      <w:pPr>
-        <w:pStyle w:val="ListParagraph"/>
-        <w:numPr>
-          <w:ilvl w:val="0"/>
-          <w:numId w:val="13"/>
-        </w:numPr>
-      </w:pPr>
-      <w:r>
-        <w:t>Under what future findings should Crestline continue, narrow, pause, or terminate CLN-47?</w:t>
+        <w:t>Using the same decision you identified in (6), identify the people, departments, groups or organizations that you would need to work with to implement the decision?</w:t>
       </w:r>
     </w:p>
     <w:p>
@@ -2687,7 +2682,10 @@
     </w:p>
     <w:p>
       <w:r>
-        <w:t>Public information used to motivate the setting includes FDA descriptions of Phase III trials as commonly involving approximately 300 to 3,000 participants and supplying much of the safety evidence used for review; published research reporting that enrollment delays are widespread, that completed trials in one large analysis had a median delay of 12.2 months, and that 21.5 percent of trials in that sample were discontinued; a 2025 analysis estimating an average probability of first approval of 14.3 percent among major research-based pharmaceutical companies; and industry estimates that development of a new medicine commonly takes 10 to 15 years and costs approximately $2.6 billion when unsuccessful programs are included. Estimates differ by therapeutic area, study design, sponsor, and methodology. All Crestline data, people, compounds, results, budgets, and events are fictional.</w:t>
+        <w:t xml:space="preserve">Public information used to motivate the setting includes FDA descriptions of Phase III trials as commonly involving approximately 300 to 3,000 participants and supplying much of the safety evidence used for review; published research reporting that enrollment delays are widespread, that completed trials in one large analysis had a median delay of 12.2 months, and that 21.5 percent of trials in that sample were discontinued; a 2025 analysis estimating an average probability of first approval of 14.3 percent </w:t>
+      </w:r>
+      <w:r>
+        <w:t>among major research-based pharmaceutical companies; and industry estimates that development of a new medicine commonly takes 10 to 15 years and costs approximately $2.6 billion when unsuccessful programs are included. Estimates differ by therapeutic area, study design, sponsor, and methodology. All Crestline data, people, compounds, results, budgets, and events are fictional.</w:t>
       </w:r>
     </w:p>
     <w:p>
@@ -2708,15 +2706,7 @@
     </w:p>
     <w:p>
       <w:r>
-        <w:t xml:space="preserve">Write a </w:t>
-      </w:r>
-      <w:proofErr w:type="gramStart"/>
-      <w:r>
-        <w:t>4-6 page</w:t>
-      </w:r>
-      <w:proofErr w:type="gramEnd"/>
-      <w:r>
-        <w:t xml:space="preserve"> case study based on the material in the section at https://warrenpowell.org/bridging-vol1/chapter-2/#clinicaltrials. Create a context based on the metrics, decisions and uncertainties in the section, but without explicitly calling attention to them. motivate your case problem with data.</w:t>
+        <w:t>Write a 4-6 page case study based on the material in the section at https://warrenpowell.org/bridging-vol1/chapter-2/#clinicaltrials. Create a context based on the metrics, decisions and uncertainties in the section, but without explicitly calling attention to them. motivate your case problem with data.</w:t>
       </w:r>
     </w:p>
     <w:p>

--- a/assets/cases/Crestline_Biotherapeutics_Clinical_Trial_Case.docx
+++ b/assets/cases/Crestline_Biotherapeutics_Clinical_Trial_Case.docx
@@ -2496,7 +2496,7 @@
         </w:numPr>
       </w:pPr>
       <w:r>
-        <w:t>Identify the different metrics that can be used to evaluate every aspect of the performance of the system?  Organize these into a pyramid to indicate the relative importance, following the style given here.</w:t>
+        <w:t xml:space="preserve">Identify and describe the responsibilities of the decision maker. This should set the scope of the problem.</w:t>
       </w:r>
     </w:p>
     <w:p>
@@ -2508,29 +2508,18 @@
         </w:numPr>
       </w:pPr>
       <w:r>
-        <w:t xml:space="preserve">What are the types of decisions? Use the </w:t>
+        <w:t xml:space="preserve">Use the </w:t>
       </w:r>
-      <w:hyperlink r:id="rId8" w:anchor="types-of-decision-settings" w:history="1">
+      <w:hyperlink r:id="rId16">
         <w:r>
           <w:rPr>
             <w:rStyle w:val="Hyperlink"/>
           </w:rPr>
-          <w:t>list of decision types here as a guide</w:t>
+          <w:t xml:space="preserve">metrics pyramid tool</w:t>
         </w:r>
       </w:hyperlink>
       <w:r>
-        <w:t xml:space="preserve">, illustrated by the </w:t>
-      </w:r>
-      <w:hyperlink r:id="rId9" w:anchor="from-apps-to-types" w:history="1">
-        <w:r>
-          <w:rPr>
-            <w:rStyle w:val="Hyperlink"/>
-          </w:rPr>
-          <w:t>applications here</w:t>
-        </w:r>
-      </w:hyperlink>
-      <w:r>
-        <w:t xml:space="preserve">.  </w:t>
+        <w:t xml:space="preserve"> to identify and prioritize the different performance metrics. Click on the oval holding the metric to identify whether it is a metric to be maximized (green), minimized (red), a target that is a floor (light green) or a ceiling (light red), or finally a target (purple).</w:t>
       </w:r>
     </w:p>
     <w:p>
@@ -2544,20 +2533,27 @@
       <w:r>
         <w:t xml:space="preserve">Use the </w:t>
       </w:r>
-      <w:hyperlink r:id="rId10" w:history="1">
+      <w:hyperlink r:id="rId17">
         <w:r>
           <w:rPr>
             <w:rStyle w:val="Hyperlink"/>
           </w:rPr>
-          <w:t>interactive framing matrix here</w:t>
+          <w:t xml:space="preserve">decision prioritization tool</w:t>
         </w:r>
       </w:hyperlink>
       <w:r>
-        <w:t xml:space="preserve"> to fill out the performance metrics along the top (from most to least important) followed by the list of decisions (in any order).  Use your judgment to assess whether the impact of each decision on each metric is H (high impact), M (medium), L (low) or N (none).  Finally, use the resulting matrix to rank the decisions in t</w:t>
+        <w:t xml:space="preserve"> to first list the different types of decisions (use the </w:t>
       </w:r>
+      <w:hyperlink r:id="rId18">
+        <w:r>
+          <w:rPr>
+            <w:rStyle w:val="Hyperlink"/>
+          </w:rPr>
+          <w:t xml:space="preserve">types of decisions</w:t>
+        </w:r>
+      </w:hyperlink>
       <w:r>
-        <w:lastRenderedPageBreak/>
-        <w:t>erms of their impact on the most important metrics.</w:t>
+        <w:t xml:space="preserve"> as a guide). These will then populate the rows of the matrix to the right, where the columns are the performance metrics sorted left to right by the priority in the pyramid above. Click on each cell to indicate if the impact of the decision on each metric is high (red), medium (orange), low (yellow) or none (white).</w:t>
       </w:r>
     </w:p>
     <w:p>
@@ -2569,18 +2565,7 @@
         </w:numPr>
       </w:pPr>
       <w:r>
-        <w:t xml:space="preserve">What are the different sources of uncertainty?  Use the </w:t>
-      </w:r>
-      <w:hyperlink r:id="rId11" w:anchor="categories" w:history="1">
-        <w:r>
-          <w:rPr>
-            <w:rStyle w:val="Hyperlink"/>
-          </w:rPr>
-          <w:t>12 categories of uncertainty here as a guide</w:t>
-        </w:r>
-      </w:hyperlink>
-      <w:r>
-        <w:t>.</w:t>
+        <w:t xml:space="preserve">You can grab the handle (three bars) farthest to the left on each row to move it up or down. Sort the rows so that the decisions with the greatest impact on the most important metrics are toward the top. The cells in the upper left-hand corner should have the greatest concentration of red and orange cells. At this point identify the decisions that should receive the most attention in your study. If you do not have any decisions with a medium or high impact on the most important metrics, revisit your list of decisions.</w:t>
       </w:r>
     </w:p>
     <w:p>
@@ -2592,7 +2577,41 @@
         </w:numPr>
       </w:pPr>
       <w:r>
-        <w:t>Repeat the exercise in (3), but this time using uncertainties instead of decisions.</w:t>
+        <w:t xml:space="preserve">Repeat the process to list and prioritize the uncertainties using the </w:t>
+      </w:r>
+      <w:hyperlink r:id="rId19">
+        <w:r>
+          <w:rPr>
+            <w:rStyle w:val="Hyperlink"/>
+          </w:rPr>
+          <w:t xml:space="preserve">uncertainty prioritization tool</w:t>
+        </w:r>
+      </w:hyperlink>
+      <w:r>
+        <w:t xml:space="preserve">. Use the </w:t>
+      </w:r>
+      <w:hyperlink r:id="rId20">
+        <w:r>
+          <w:rPr>
+            <w:rStyle w:val="Hyperlink"/>
+          </w:rPr>
+          <w:t xml:space="preserve">categories of uncertainty</w:t>
+        </w:r>
+      </w:hyperlink>
+      <w:r>
+        <w:t xml:space="preserve"> to help you identify these.</w:t>
+      </w:r>
+    </w:p>
+    <w:p>
+      <w:pPr>
+        <w:pStyle w:val="ListParagraph"/>
+        <w:numPr>
+          <w:ilvl w:val="0"/>
+          <w:numId w:val="11"/>
+        </w:numPr>
+      </w:pPr>
+      <w:r>
+        <w:t xml:space="preserve">It is important to differentiate uncertainties that can be evaluated on average, or as risk events:</w:t>
       </w:r>
     </w:p>
     <w:p>
@@ -2604,7 +2623,7 @@
         </w:numPr>
       </w:pPr>
       <w:r>
-        <w:t>Which sources of uncertainty would be captured using average performance over time?</w:t>
+        <w:t xml:space="preserve">Which sources of uncertainty would be captured using average performance over time?</w:t>
       </w:r>
     </w:p>
     <w:p>
@@ -2616,7 +2635,7 @@
         </w:numPr>
       </w:pPr>
       <w:r>
-        <w:t>Which sources of uncertainty represent forms of risk that are not properly captured using averages?</w:t>
+        <w:t xml:space="preserve">Which sources of uncertainty represent forms of risk that are not properly captured using averages?</w:t>
       </w:r>
     </w:p>
     <w:p>
@@ -2628,7 +2647,7 @@
         </w:numPr>
       </w:pPr>
       <w:r>
-        <w:t xml:space="preserve">Choose the single decision that seems to have the highest impact on the most important metric.  </w:t>
+        <w:t xml:space="preserve">Choose the single decision that seems to have the highest impact on the most important metric.</w:t>
       </w:r>
     </w:p>
     <w:p>
@@ -2640,7 +2659,7 @@
         </w:numPr>
       </w:pPr>
       <w:r>
-        <w:t>What approach do you think you would use to make this decision?</w:t>
+        <w:t xml:space="preserve">What approach do you think you would use to make this decision?</w:t>
       </w:r>
     </w:p>
     <w:p>
@@ -2652,7 +2671,7 @@
         </w:numPr>
       </w:pPr>
       <w:r>
-        <w:t>What data appears to be necessary to make this decision, including the calculation of any performance metrics where the decision would have a high or medium impact.</w:t>
+        <w:t xml:space="preserve">What data appears to be necessary to make this decision, including the calculation of any performance metrics where the decision would have a high or medium impact.</w:t>
       </w:r>
     </w:p>
     <w:p>
@@ -2664,7 +2683,7 @@
         </w:numPr>
       </w:pPr>
       <w:r>
-        <w:t>Using the same decision you identified in (6), identify the people, departments, groups or organizations that you would need to work with to implement the decision?</w:t>
+        <w:t xml:space="preserve">Using the same decision you identified in (7), identify the people, departments, groups or organizations that you would need to work with to implement the decision.</w:t>
       </w:r>
     </w:p>
     <w:p>
